--- a/examples/report-templates/neutral-engineering-lab.docx
+++ b/examples/report-templates/neutral-engineering-lab.docx
@@ -10,9 +10,9 @@
       </w:pPr>
       <w:r>
         <w:rPr>
-          <w:rFonts w:ascii="Arial" w:hAnsi="Arial" w:eastAsia="微软雅黑"/>
+          <w:rFonts w:ascii="Arial" w:hAnsi="Arial" w:eastAsia="黑体"/>
           <w:b/>
-          <w:color w:val="285B7A"/>
+          <w:color w:val="000000"/>
           <w:sz w:val="42"/>
         </w:rPr>
         <w:t>工程技术实验报告</w:t>
@@ -26,9 +26,9 @@
       </w:pPr>
       <w:r>
         <w:rPr>
-          <w:rFonts w:ascii="Arial" w:hAnsi="Arial" w:eastAsia="微软雅黑"/>
+          <w:rFonts w:ascii="Times New Roman" w:hAnsi="Times New Roman" w:eastAsia="宋体"/>
           <w:b w:val="0"/>
-          <w:color w:val="5E6B78"/>
+          <w:color w:val="666666"/>
           <w:sz w:val="19"/>
         </w:rPr>
         <w:t>TECHNICAL LAB REPORT</w:t>
@@ -41,12 +41,12 @@
         <w:tblLayout w:type="fixed"/>
         <w:tblLook w:firstColumn="1" w:firstRow="1" w:lastColumn="0" w:lastRow="0" w:noHBand="0" w:noVBand="1" w:val="04A0"/>
         <w:tblBorders>
-          <w:top w:val="single" w:sz="8" w:space="0" w:color="8AA2B2"/>
-          <w:left w:val="single" w:sz="8" w:space="0" w:color="8AA2B2"/>
-          <w:bottom w:val="single" w:sz="8" w:space="0" w:color="8AA2B2"/>
-          <w:right w:val="single" w:sz="8" w:space="0" w:color="8AA2B2"/>
-          <w:insideH w:val="single" w:sz="8" w:space="0" w:color="8AA2B2"/>
-          <w:insideV w:val="single" w:sz="8" w:space="0" w:color="8AA2B2"/>
+          <w:top w:val="single" w:sz="8" w:space="0" w:color="707070"/>
+          <w:left w:val="single" w:sz="8" w:space="0" w:color="707070"/>
+          <w:bottom w:val="single" w:sz="8" w:space="0" w:color="707070"/>
+          <w:right w:val="single" w:sz="8" w:space="0" w:color="707070"/>
+          <w:insideH w:val="single" w:sz="8" w:space="0" w:color="707070"/>
+          <w:insideV w:val="single" w:sz="8" w:space="0" w:color="707070"/>
         </w:tblBorders>
       </w:tblPr>
       <w:tblGrid>
@@ -67,12 +67,12 @@
               <w:end w:w="120" w:type="dxa"/>
             </w:tcMar>
             <w:tcBorders>
-              <w:top w:val="single" w:sz="8" w:space="0" w:color="8AA2B2"/>
-              <w:left w:val="single" w:sz="8" w:space="0" w:color="8AA2B2"/>
-              <w:bottom w:val="single" w:sz="8" w:space="0" w:color="8AA2B2"/>
-              <w:right w:val="single" w:sz="8" w:space="0" w:color="8AA2B2"/>
+              <w:top w:val="single" w:sz="8" w:space="0" w:color="707070"/>
+              <w:left w:val="single" w:sz="8" w:space="0" w:color="707070"/>
+              <w:bottom w:val="single" w:sz="8" w:space="0" w:color="707070"/>
+              <w:right w:val="single" w:sz="8" w:space="0" w:color="707070"/>
             </w:tcBorders>
-            <w:shd w:fill="EAF1F5"/>
+            <w:shd w:fill="F2F4F6"/>
           </w:tcPr>
           <w:p>
             <w:pPr>
@@ -82,9 +82,9 @@
             </w:pPr>
             <w:r>
               <w:rPr>
-                <w:rFonts w:ascii="Arial" w:hAnsi="Arial" w:eastAsia="微软雅黑"/>
+                <w:rFonts w:ascii="Arial" w:hAnsi="Arial" w:eastAsia="黑体"/>
                 <w:b/>
-                <w:color w:val="202A35"/>
+                <w:color w:val="000000"/>
                 <w:sz w:val="21"/>
               </w:rPr>
               <w:t>姓名</w:t>
@@ -102,10 +102,10 @@
               <w:end w:w="120" w:type="dxa"/>
             </w:tcMar>
             <w:tcBorders>
-              <w:top w:val="single" w:sz="8" w:space="0" w:color="8AA2B2"/>
-              <w:left w:val="single" w:sz="8" w:space="0" w:color="8AA2B2"/>
-              <w:bottom w:val="single" w:sz="8" w:space="0" w:color="8AA2B2"/>
-              <w:right w:val="single" w:sz="8" w:space="0" w:color="8AA2B2"/>
+              <w:top w:val="single" w:sz="8" w:space="0" w:color="707070"/>
+              <w:left w:val="single" w:sz="8" w:space="0" w:color="707070"/>
+              <w:bottom w:val="single" w:sz="8" w:space="0" w:color="707070"/>
+              <w:right w:val="single" w:sz="8" w:space="0" w:color="707070"/>
             </w:tcBorders>
           </w:tcPr>
           <w:p>
@@ -118,7 +118,7 @@
               <w:rPr>
                 <w:rFonts w:ascii="Times New Roman" w:hAnsi="Times New Roman" w:eastAsia="宋体"/>
                 <w:b w:val="0"/>
-                <w:color w:val="202A35"/>
+                <w:color w:val="000000"/>
                 <w:sz w:val="21"/>
               </w:rPr>
             </w:r>
@@ -135,12 +135,12 @@
               <w:end w:w="120" w:type="dxa"/>
             </w:tcMar>
             <w:tcBorders>
-              <w:top w:val="single" w:sz="8" w:space="0" w:color="8AA2B2"/>
-              <w:left w:val="single" w:sz="8" w:space="0" w:color="8AA2B2"/>
-              <w:bottom w:val="single" w:sz="8" w:space="0" w:color="8AA2B2"/>
-              <w:right w:val="single" w:sz="8" w:space="0" w:color="8AA2B2"/>
+              <w:top w:val="single" w:sz="8" w:space="0" w:color="707070"/>
+              <w:left w:val="single" w:sz="8" w:space="0" w:color="707070"/>
+              <w:bottom w:val="single" w:sz="8" w:space="0" w:color="707070"/>
+              <w:right w:val="single" w:sz="8" w:space="0" w:color="707070"/>
             </w:tcBorders>
-            <w:shd w:fill="EAF1F5"/>
+            <w:shd w:fill="F2F4F6"/>
           </w:tcPr>
           <w:p>
             <w:pPr>
@@ -150,9 +150,9 @@
             </w:pPr>
             <w:r>
               <w:rPr>
-                <w:rFonts w:ascii="Arial" w:hAnsi="Arial" w:eastAsia="微软雅黑"/>
+                <w:rFonts w:ascii="Arial" w:hAnsi="Arial" w:eastAsia="黑体"/>
                 <w:b/>
-                <w:color w:val="202A35"/>
+                <w:color w:val="000000"/>
                 <w:sz w:val="21"/>
               </w:rPr>
               <w:t>学号</w:t>
@@ -170,10 +170,10 @@
               <w:end w:w="120" w:type="dxa"/>
             </w:tcMar>
             <w:tcBorders>
-              <w:top w:val="single" w:sz="8" w:space="0" w:color="8AA2B2"/>
-              <w:left w:val="single" w:sz="8" w:space="0" w:color="8AA2B2"/>
-              <w:bottom w:val="single" w:sz="8" w:space="0" w:color="8AA2B2"/>
-              <w:right w:val="single" w:sz="8" w:space="0" w:color="8AA2B2"/>
+              <w:top w:val="single" w:sz="8" w:space="0" w:color="707070"/>
+              <w:left w:val="single" w:sz="8" w:space="0" w:color="707070"/>
+              <w:bottom w:val="single" w:sz="8" w:space="0" w:color="707070"/>
+              <w:right w:val="single" w:sz="8" w:space="0" w:color="707070"/>
             </w:tcBorders>
           </w:tcPr>
           <w:p>
@@ -186,7 +186,7 @@
               <w:rPr>
                 <w:rFonts w:ascii="Times New Roman" w:hAnsi="Times New Roman" w:eastAsia="宋体"/>
                 <w:b w:val="0"/>
-                <w:color w:val="202A35"/>
+                <w:color w:val="000000"/>
                 <w:sz w:val="21"/>
               </w:rPr>
             </w:r>
@@ -205,12 +205,12 @@
               <w:end w:w="120" w:type="dxa"/>
             </w:tcMar>
             <w:tcBorders>
-              <w:top w:val="single" w:sz="8" w:space="0" w:color="8AA2B2"/>
-              <w:left w:val="single" w:sz="8" w:space="0" w:color="8AA2B2"/>
-              <w:bottom w:val="single" w:sz="8" w:space="0" w:color="8AA2B2"/>
-              <w:right w:val="single" w:sz="8" w:space="0" w:color="8AA2B2"/>
+              <w:top w:val="single" w:sz="8" w:space="0" w:color="707070"/>
+              <w:left w:val="single" w:sz="8" w:space="0" w:color="707070"/>
+              <w:bottom w:val="single" w:sz="8" w:space="0" w:color="707070"/>
+              <w:right w:val="single" w:sz="8" w:space="0" w:color="707070"/>
             </w:tcBorders>
-            <w:shd w:fill="EAF1F5"/>
+            <w:shd w:fill="F2F4F6"/>
           </w:tcPr>
           <w:p>
             <w:pPr>
@@ -220,9 +220,9 @@
             </w:pPr>
             <w:r>
               <w:rPr>
-                <w:rFonts w:ascii="Arial" w:hAnsi="Arial" w:eastAsia="微软雅黑"/>
+                <w:rFonts w:ascii="Arial" w:hAnsi="Arial" w:eastAsia="黑体"/>
                 <w:b/>
-                <w:color w:val="202A35"/>
+                <w:color w:val="000000"/>
                 <w:sz w:val="21"/>
               </w:rPr>
               <w:t>班级</w:t>
@@ -240,10 +240,10 @@
               <w:end w:w="120" w:type="dxa"/>
             </w:tcMar>
             <w:tcBorders>
-              <w:top w:val="single" w:sz="8" w:space="0" w:color="8AA2B2"/>
-              <w:left w:val="single" w:sz="8" w:space="0" w:color="8AA2B2"/>
-              <w:bottom w:val="single" w:sz="8" w:space="0" w:color="8AA2B2"/>
-              <w:right w:val="single" w:sz="8" w:space="0" w:color="8AA2B2"/>
+              <w:top w:val="single" w:sz="8" w:space="0" w:color="707070"/>
+              <w:left w:val="single" w:sz="8" w:space="0" w:color="707070"/>
+              <w:bottom w:val="single" w:sz="8" w:space="0" w:color="707070"/>
+              <w:right w:val="single" w:sz="8" w:space="0" w:color="707070"/>
             </w:tcBorders>
           </w:tcPr>
           <w:p>
@@ -256,7 +256,7 @@
               <w:rPr>
                 <w:rFonts w:ascii="Times New Roman" w:hAnsi="Times New Roman" w:eastAsia="宋体"/>
                 <w:b w:val="0"/>
-                <w:color w:val="202A35"/>
+                <w:color w:val="000000"/>
                 <w:sz w:val="21"/>
               </w:rPr>
             </w:r>
@@ -273,12 +273,12 @@
               <w:end w:w="120" w:type="dxa"/>
             </w:tcMar>
             <w:tcBorders>
-              <w:top w:val="single" w:sz="8" w:space="0" w:color="8AA2B2"/>
-              <w:left w:val="single" w:sz="8" w:space="0" w:color="8AA2B2"/>
-              <w:bottom w:val="single" w:sz="8" w:space="0" w:color="8AA2B2"/>
-              <w:right w:val="single" w:sz="8" w:space="0" w:color="8AA2B2"/>
+              <w:top w:val="single" w:sz="8" w:space="0" w:color="707070"/>
+              <w:left w:val="single" w:sz="8" w:space="0" w:color="707070"/>
+              <w:bottom w:val="single" w:sz="8" w:space="0" w:color="707070"/>
+              <w:right w:val="single" w:sz="8" w:space="0" w:color="707070"/>
             </w:tcBorders>
-            <w:shd w:fill="EAF1F5"/>
+            <w:shd w:fill="F2F4F6"/>
           </w:tcPr>
           <w:p>
             <w:pPr>
@@ -288,9 +288,9 @@
             </w:pPr>
             <w:r>
               <w:rPr>
-                <w:rFonts w:ascii="Arial" w:hAnsi="Arial" w:eastAsia="微软雅黑"/>
+                <w:rFonts w:ascii="Arial" w:hAnsi="Arial" w:eastAsia="黑体"/>
                 <w:b/>
-                <w:color w:val="202A35"/>
+                <w:color w:val="000000"/>
                 <w:sz w:val="21"/>
               </w:rPr>
               <w:t>指导教师</w:t>
@@ -308,10 +308,10 @@
               <w:end w:w="120" w:type="dxa"/>
             </w:tcMar>
             <w:tcBorders>
-              <w:top w:val="single" w:sz="8" w:space="0" w:color="8AA2B2"/>
-              <w:left w:val="single" w:sz="8" w:space="0" w:color="8AA2B2"/>
-              <w:bottom w:val="single" w:sz="8" w:space="0" w:color="8AA2B2"/>
-              <w:right w:val="single" w:sz="8" w:space="0" w:color="8AA2B2"/>
+              <w:top w:val="single" w:sz="8" w:space="0" w:color="707070"/>
+              <w:left w:val="single" w:sz="8" w:space="0" w:color="707070"/>
+              <w:bottom w:val="single" w:sz="8" w:space="0" w:color="707070"/>
+              <w:right w:val="single" w:sz="8" w:space="0" w:color="707070"/>
             </w:tcBorders>
           </w:tcPr>
           <w:p>
@@ -324,7 +324,7 @@
               <w:rPr>
                 <w:rFonts w:ascii="Times New Roman" w:hAnsi="Times New Roman" w:eastAsia="宋体"/>
                 <w:b w:val="0"/>
-                <w:color w:val="202A35"/>
+                <w:color w:val="000000"/>
                 <w:sz w:val="21"/>
               </w:rPr>
             </w:r>
@@ -343,12 +343,12 @@
               <w:end w:w="120" w:type="dxa"/>
             </w:tcMar>
             <w:tcBorders>
-              <w:top w:val="single" w:sz="8" w:space="0" w:color="8AA2B2"/>
-              <w:left w:val="single" w:sz="8" w:space="0" w:color="8AA2B2"/>
-              <w:bottom w:val="single" w:sz="8" w:space="0" w:color="8AA2B2"/>
-              <w:right w:val="single" w:sz="8" w:space="0" w:color="8AA2B2"/>
+              <w:top w:val="single" w:sz="8" w:space="0" w:color="707070"/>
+              <w:left w:val="single" w:sz="8" w:space="0" w:color="707070"/>
+              <w:bottom w:val="single" w:sz="8" w:space="0" w:color="707070"/>
+              <w:right w:val="single" w:sz="8" w:space="0" w:color="707070"/>
             </w:tcBorders>
-            <w:shd w:fill="EAF1F5"/>
+            <w:shd w:fill="F2F4F6"/>
           </w:tcPr>
           <w:p>
             <w:pPr>
@@ -358,9 +358,9 @@
             </w:pPr>
             <w:r>
               <w:rPr>
-                <w:rFonts w:ascii="Arial" w:hAnsi="Arial" w:eastAsia="微软雅黑"/>
+                <w:rFonts w:ascii="Arial" w:hAnsi="Arial" w:eastAsia="黑体"/>
                 <w:b/>
-                <w:color w:val="202A35"/>
+                <w:color w:val="000000"/>
                 <w:sz w:val="21"/>
               </w:rPr>
               <w:t>课程名称</w:t>
@@ -378,10 +378,10 @@
               <w:end w:w="120" w:type="dxa"/>
             </w:tcMar>
             <w:tcBorders>
-              <w:top w:val="single" w:sz="8" w:space="0" w:color="8AA2B2"/>
-              <w:left w:val="single" w:sz="8" w:space="0" w:color="8AA2B2"/>
-              <w:bottom w:val="single" w:sz="8" w:space="0" w:color="8AA2B2"/>
-              <w:right w:val="single" w:sz="8" w:space="0" w:color="8AA2B2"/>
+              <w:top w:val="single" w:sz="8" w:space="0" w:color="707070"/>
+              <w:left w:val="single" w:sz="8" w:space="0" w:color="707070"/>
+              <w:bottom w:val="single" w:sz="8" w:space="0" w:color="707070"/>
+              <w:right w:val="single" w:sz="8" w:space="0" w:color="707070"/>
             </w:tcBorders>
           </w:tcPr>
           <w:p>
@@ -394,7 +394,7 @@
               <w:rPr>
                 <w:rFonts w:ascii="Times New Roman" w:hAnsi="Times New Roman" w:eastAsia="宋体"/>
                 <w:b w:val="0"/>
-                <w:color w:val="202A35"/>
+                <w:color w:val="000000"/>
                 <w:sz w:val="21"/>
               </w:rPr>
             </w:r>
@@ -411,12 +411,12 @@
               <w:end w:w="120" w:type="dxa"/>
             </w:tcMar>
             <w:tcBorders>
-              <w:top w:val="single" w:sz="8" w:space="0" w:color="8AA2B2"/>
-              <w:left w:val="single" w:sz="8" w:space="0" w:color="8AA2B2"/>
-              <w:bottom w:val="single" w:sz="8" w:space="0" w:color="8AA2B2"/>
-              <w:right w:val="single" w:sz="8" w:space="0" w:color="8AA2B2"/>
+              <w:top w:val="single" w:sz="8" w:space="0" w:color="707070"/>
+              <w:left w:val="single" w:sz="8" w:space="0" w:color="707070"/>
+              <w:bottom w:val="single" w:sz="8" w:space="0" w:color="707070"/>
+              <w:right w:val="single" w:sz="8" w:space="0" w:color="707070"/>
             </w:tcBorders>
-            <w:shd w:fill="EAF1F5"/>
+            <w:shd w:fill="F2F4F6"/>
           </w:tcPr>
           <w:p>
             <w:pPr>
@@ -426,9 +426,9 @@
             </w:pPr>
             <w:r>
               <w:rPr>
-                <w:rFonts w:ascii="Arial" w:hAnsi="Arial" w:eastAsia="微软雅黑"/>
+                <w:rFonts w:ascii="Arial" w:hAnsi="Arial" w:eastAsia="黑体"/>
                 <w:b/>
-                <w:color w:val="202A35"/>
+                <w:color w:val="000000"/>
                 <w:sz w:val="21"/>
               </w:rPr>
               <w:t>实验名称</w:t>
@@ -446,10 +446,10 @@
               <w:end w:w="120" w:type="dxa"/>
             </w:tcMar>
             <w:tcBorders>
-              <w:top w:val="single" w:sz="8" w:space="0" w:color="8AA2B2"/>
-              <w:left w:val="single" w:sz="8" w:space="0" w:color="8AA2B2"/>
-              <w:bottom w:val="single" w:sz="8" w:space="0" w:color="8AA2B2"/>
-              <w:right w:val="single" w:sz="8" w:space="0" w:color="8AA2B2"/>
+              <w:top w:val="single" w:sz="8" w:space="0" w:color="707070"/>
+              <w:left w:val="single" w:sz="8" w:space="0" w:color="707070"/>
+              <w:bottom w:val="single" w:sz="8" w:space="0" w:color="707070"/>
+              <w:right w:val="single" w:sz="8" w:space="0" w:color="707070"/>
             </w:tcBorders>
           </w:tcPr>
           <w:p>
@@ -462,7 +462,7 @@
               <w:rPr>
                 <w:rFonts w:ascii="Times New Roman" w:hAnsi="Times New Roman" w:eastAsia="宋体"/>
                 <w:b w:val="0"/>
-                <w:color w:val="202A35"/>
+                <w:color w:val="000000"/>
                 <w:sz w:val="21"/>
               </w:rPr>
             </w:r>
@@ -481,12 +481,12 @@
               <w:end w:w="120" w:type="dxa"/>
             </w:tcMar>
             <w:tcBorders>
-              <w:top w:val="single" w:sz="8" w:space="0" w:color="8AA2B2"/>
-              <w:left w:val="single" w:sz="8" w:space="0" w:color="8AA2B2"/>
-              <w:bottom w:val="single" w:sz="8" w:space="0" w:color="8AA2B2"/>
-              <w:right w:val="single" w:sz="8" w:space="0" w:color="8AA2B2"/>
+              <w:top w:val="single" w:sz="8" w:space="0" w:color="707070"/>
+              <w:left w:val="single" w:sz="8" w:space="0" w:color="707070"/>
+              <w:bottom w:val="single" w:sz="8" w:space="0" w:color="707070"/>
+              <w:right w:val="single" w:sz="8" w:space="0" w:color="707070"/>
             </w:tcBorders>
-            <w:shd w:fill="EAF1F5"/>
+            <w:shd w:fill="F2F4F6"/>
           </w:tcPr>
           <w:p>
             <w:pPr>
@@ -496,9 +496,9 @@
             </w:pPr>
             <w:r>
               <w:rPr>
-                <w:rFonts w:ascii="Arial" w:hAnsi="Arial" w:eastAsia="微软雅黑"/>
+                <w:rFonts w:ascii="Arial" w:hAnsi="Arial" w:eastAsia="黑体"/>
                 <w:b/>
-                <w:color w:val="202A35"/>
+                <w:color w:val="000000"/>
                 <w:sz w:val="21"/>
               </w:rPr>
               <w:t>实验时间</w:t>
@@ -516,10 +516,10 @@
               <w:end w:w="120" w:type="dxa"/>
             </w:tcMar>
             <w:tcBorders>
-              <w:top w:val="single" w:sz="8" w:space="0" w:color="8AA2B2"/>
-              <w:left w:val="single" w:sz="8" w:space="0" w:color="8AA2B2"/>
-              <w:bottom w:val="single" w:sz="8" w:space="0" w:color="8AA2B2"/>
-              <w:right w:val="single" w:sz="8" w:space="0" w:color="8AA2B2"/>
+              <w:top w:val="single" w:sz="8" w:space="0" w:color="707070"/>
+              <w:left w:val="single" w:sz="8" w:space="0" w:color="707070"/>
+              <w:bottom w:val="single" w:sz="8" w:space="0" w:color="707070"/>
+              <w:right w:val="single" w:sz="8" w:space="0" w:color="707070"/>
             </w:tcBorders>
           </w:tcPr>
           <w:p>
@@ -532,7 +532,7 @@
               <w:rPr>
                 <w:rFonts w:ascii="Times New Roman" w:hAnsi="Times New Roman" w:eastAsia="宋体"/>
                 <w:b w:val="0"/>
-                <w:color w:val="202A35"/>
+                <w:color w:val="000000"/>
                 <w:sz w:val="21"/>
               </w:rPr>
             </w:r>
@@ -549,12 +549,12 @@
               <w:end w:w="120" w:type="dxa"/>
             </w:tcMar>
             <w:tcBorders>
-              <w:top w:val="single" w:sz="8" w:space="0" w:color="8AA2B2"/>
-              <w:left w:val="single" w:sz="8" w:space="0" w:color="8AA2B2"/>
-              <w:bottom w:val="single" w:sz="8" w:space="0" w:color="8AA2B2"/>
-              <w:right w:val="single" w:sz="8" w:space="0" w:color="8AA2B2"/>
+              <w:top w:val="single" w:sz="8" w:space="0" w:color="707070"/>
+              <w:left w:val="single" w:sz="8" w:space="0" w:color="707070"/>
+              <w:bottom w:val="single" w:sz="8" w:space="0" w:color="707070"/>
+              <w:right w:val="single" w:sz="8" w:space="0" w:color="707070"/>
             </w:tcBorders>
-            <w:shd w:fill="EAF1F5"/>
+            <w:shd w:fill="F2F4F6"/>
           </w:tcPr>
           <w:p>
             <w:pPr>
@@ -564,9 +564,9 @@
             </w:pPr>
             <w:r>
               <w:rPr>
-                <w:rFonts w:ascii="Arial" w:hAnsi="Arial" w:eastAsia="微软雅黑"/>
+                <w:rFonts w:ascii="Arial" w:hAnsi="Arial" w:eastAsia="黑体"/>
                 <w:b/>
-                <w:color w:val="202A35"/>
+                <w:color w:val="000000"/>
                 <w:sz w:val="21"/>
               </w:rPr>
               <w:t>实验地点</w:t>
@@ -584,10 +584,10 @@
               <w:end w:w="120" w:type="dxa"/>
             </w:tcMar>
             <w:tcBorders>
-              <w:top w:val="single" w:sz="8" w:space="0" w:color="8AA2B2"/>
-              <w:left w:val="single" w:sz="8" w:space="0" w:color="8AA2B2"/>
-              <w:bottom w:val="single" w:sz="8" w:space="0" w:color="8AA2B2"/>
-              <w:right w:val="single" w:sz="8" w:space="0" w:color="8AA2B2"/>
+              <w:top w:val="single" w:sz="8" w:space="0" w:color="707070"/>
+              <w:left w:val="single" w:sz="8" w:space="0" w:color="707070"/>
+              <w:bottom w:val="single" w:sz="8" w:space="0" w:color="707070"/>
+              <w:right w:val="single" w:sz="8" w:space="0" w:color="707070"/>
             </w:tcBorders>
           </w:tcPr>
           <w:p>
@@ -600,7 +600,7 @@
               <w:rPr>
                 <w:rFonts w:ascii="Times New Roman" w:hAnsi="Times New Roman" w:eastAsia="宋体"/>
                 <w:b w:val="0"/>
-                <w:color w:val="202A35"/>
+                <w:color w:val="000000"/>
                 <w:sz w:val="21"/>
               </w:rPr>
             </w:r>
@@ -619,12 +619,12 @@
               <w:end w:w="120" w:type="dxa"/>
             </w:tcMar>
             <w:tcBorders>
-              <w:top w:val="single" w:sz="8" w:space="0" w:color="8AA2B2"/>
-              <w:left w:val="single" w:sz="8" w:space="0" w:color="8AA2B2"/>
-              <w:bottom w:val="single" w:sz="8" w:space="0" w:color="8AA2B2"/>
-              <w:right w:val="single" w:sz="8" w:space="0" w:color="8AA2B2"/>
+              <w:top w:val="single" w:sz="8" w:space="0" w:color="707070"/>
+              <w:left w:val="single" w:sz="8" w:space="0" w:color="707070"/>
+              <w:bottom w:val="single" w:sz="8" w:space="0" w:color="707070"/>
+              <w:right w:val="single" w:sz="8" w:space="0" w:color="707070"/>
             </w:tcBorders>
-            <w:shd w:fill="EAF1F5"/>
+            <w:shd w:fill="F2F4F6"/>
           </w:tcPr>
           <w:p>
             <w:pPr>
@@ -634,9 +634,9 @@
             </w:pPr>
             <w:r>
               <w:rPr>
-                <w:rFonts w:ascii="Arial" w:hAnsi="Arial" w:eastAsia="微软雅黑"/>
+                <w:rFonts w:ascii="Arial" w:hAnsi="Arial" w:eastAsia="黑体"/>
                 <w:b/>
-                <w:color w:val="202A35"/>
+                <w:color w:val="000000"/>
                 <w:sz w:val="21"/>
               </w:rPr>
               <w:t>实验性质</w:t>
@@ -654,10 +654,10 @@
               <w:end w:w="120" w:type="dxa"/>
             </w:tcMar>
             <w:tcBorders>
-              <w:top w:val="single" w:sz="8" w:space="0" w:color="8AA2B2"/>
-              <w:left w:val="single" w:sz="8" w:space="0" w:color="8AA2B2"/>
-              <w:bottom w:val="single" w:sz="8" w:space="0" w:color="8AA2B2"/>
-              <w:right w:val="single" w:sz="8" w:space="0" w:color="8AA2B2"/>
+              <w:top w:val="single" w:sz="8" w:space="0" w:color="707070"/>
+              <w:left w:val="single" w:sz="8" w:space="0" w:color="707070"/>
+              <w:bottom w:val="single" w:sz="8" w:space="0" w:color="707070"/>
+              <w:right w:val="single" w:sz="8" w:space="0" w:color="707070"/>
             </w:tcBorders>
           </w:tcPr>
           <w:p>
@@ -670,7 +670,7 @@
               <w:rPr>
                 <w:rFonts w:ascii="Times New Roman" w:hAnsi="Times New Roman" w:eastAsia="宋体"/>
                 <w:b w:val="0"/>
-                <w:color w:val="202A35"/>
+                <w:color w:val="000000"/>
                 <w:sz w:val="21"/>
               </w:rPr>
             </w:r>
@@ -687,12 +687,12 @@
               <w:end w:w="120" w:type="dxa"/>
             </w:tcMar>
             <w:tcBorders>
-              <w:top w:val="single" w:sz="8" w:space="0" w:color="8AA2B2"/>
-              <w:left w:val="single" w:sz="8" w:space="0" w:color="8AA2B2"/>
-              <w:bottom w:val="single" w:sz="8" w:space="0" w:color="8AA2B2"/>
-              <w:right w:val="single" w:sz="8" w:space="0" w:color="8AA2B2"/>
+              <w:top w:val="single" w:sz="8" w:space="0" w:color="707070"/>
+              <w:left w:val="single" w:sz="8" w:space="0" w:color="707070"/>
+              <w:bottom w:val="single" w:sz="8" w:space="0" w:color="707070"/>
+              <w:right w:val="single" w:sz="8" w:space="0" w:color="707070"/>
             </w:tcBorders>
-            <w:shd w:fill="EAF1F5"/>
+            <w:shd w:fill="F2F4F6"/>
           </w:tcPr>
           <w:p>
             <w:pPr>
@@ -702,9 +702,9 @@
             </w:pPr>
             <w:r>
               <w:rPr>
-                <w:rFonts w:ascii="Arial" w:hAnsi="Arial" w:eastAsia="微软雅黑"/>
+                <w:rFonts w:ascii="Arial" w:hAnsi="Arial" w:eastAsia="黑体"/>
                 <w:b/>
-                <w:color w:val="202A35"/>
+                <w:color w:val="000000"/>
                 <w:sz w:val="21"/>
               </w:rPr>
               <w:t>成绩</w:t>
@@ -722,10 +722,10 @@
               <w:end w:w="120" w:type="dxa"/>
             </w:tcMar>
             <w:tcBorders>
-              <w:top w:val="single" w:sz="8" w:space="0" w:color="8AA2B2"/>
-              <w:left w:val="single" w:sz="8" w:space="0" w:color="8AA2B2"/>
-              <w:bottom w:val="single" w:sz="8" w:space="0" w:color="8AA2B2"/>
-              <w:right w:val="single" w:sz="8" w:space="0" w:color="8AA2B2"/>
+              <w:top w:val="single" w:sz="8" w:space="0" w:color="707070"/>
+              <w:left w:val="single" w:sz="8" w:space="0" w:color="707070"/>
+              <w:bottom w:val="single" w:sz="8" w:space="0" w:color="707070"/>
+              <w:right w:val="single" w:sz="8" w:space="0" w:color="707070"/>
             </w:tcBorders>
           </w:tcPr>
           <w:p>
@@ -738,7 +738,7 @@
               <w:rPr>
                 <w:rFonts w:ascii="Times New Roman" w:hAnsi="Times New Roman" w:eastAsia="宋体"/>
                 <w:b w:val="0"/>
-                <w:color w:val="202A35"/>
+                <w:color w:val="000000"/>
                 <w:sz w:val="21"/>
               </w:rPr>
             </w:r>
@@ -770,7 +770,7 @@
         <w:rPr>
           <w:rFonts w:ascii="Times New Roman" w:hAnsi="Times New Roman" w:eastAsia="宋体"/>
           <w:b w:val="0"/>
-          <w:color w:val="777777"/>
+          <w:color w:val="000000"/>
           <w:sz w:val="23"/>
         </w:rPr>
       </w:r>
@@ -793,7 +793,7 @@
         <w:rPr>
           <w:rFonts w:ascii="Times New Roman" w:hAnsi="Times New Roman" w:eastAsia="宋体"/>
           <w:b w:val="0"/>
-          <w:color w:val="777777"/>
+          <w:color w:val="000000"/>
           <w:sz w:val="23"/>
         </w:rPr>
       </w:r>
@@ -816,7 +816,7 @@
         <w:rPr>
           <w:rFonts w:ascii="Times New Roman" w:hAnsi="Times New Roman" w:eastAsia="宋体"/>
           <w:b w:val="0"/>
-          <w:color w:val="777777"/>
+          <w:color w:val="000000"/>
           <w:sz w:val="23"/>
         </w:rPr>
       </w:r>
@@ -839,7 +839,7 @@
         <w:rPr>
           <w:rFonts w:ascii="Times New Roman" w:hAnsi="Times New Roman" w:eastAsia="宋体"/>
           <w:b w:val="0"/>
-          <w:color w:val="777777"/>
+          <w:color w:val="000000"/>
           <w:sz w:val="23"/>
         </w:rPr>
       </w:r>
@@ -862,7 +862,7 @@
         <w:rPr>
           <w:rFonts w:ascii="Times New Roman" w:hAnsi="Times New Roman" w:eastAsia="宋体"/>
           <w:b w:val="0"/>
-          <w:color w:val="777777"/>
+          <w:color w:val="000000"/>
           <w:sz w:val="23"/>
         </w:rPr>
       </w:r>
@@ -885,7 +885,7 @@
         <w:rPr>
           <w:rFonts w:ascii="Times New Roman" w:hAnsi="Times New Roman" w:eastAsia="宋体"/>
           <w:b w:val="0"/>
-          <w:color w:val="777777"/>
+          <w:color w:val="000000"/>
           <w:sz w:val="23"/>
         </w:rPr>
       </w:r>
@@ -908,7 +908,7 @@
         <w:rPr>
           <w:rFonts w:ascii="Times New Roman" w:hAnsi="Times New Roman" w:eastAsia="宋体"/>
           <w:b w:val="0"/>
-          <w:color w:val="777777"/>
+          <w:color w:val="000000"/>
           <w:sz w:val="23"/>
         </w:rPr>
       </w:r>
@@ -936,12 +936,18 @@
       <w:rPr>
         <w:rFonts w:ascii="Times New Roman" w:hAnsi="Times New Roman" w:eastAsia="宋体"/>
         <w:b w:val="0"/>
-        <w:color w:val="285B7A"/>
+        <w:color w:val="666666"/>
         <w:sz w:val="18"/>
       </w:rPr>
       <w:t xml:space="preserve">第 </w:t>
     </w:r>
     <w:r>
+      <w:rPr>
+        <w:rFonts w:ascii="Times New Roman" w:hAnsi="Times New Roman" w:eastAsia="宋体"/>
+        <w:b w:val="0"/>
+        <w:color w:val="666666"/>
+        <w:sz w:val="18"/>
+      </w:rPr>
       <w:fldChar w:fldCharType="begin"/>
       <w:instrText xml:space="preserve"> PAGE </w:instrText>
       <w:fldChar w:fldCharType="separate"/>
@@ -952,7 +958,7 @@
       <w:rPr>
         <w:rFonts w:ascii="Times New Roman" w:hAnsi="Times New Roman" w:eastAsia="宋体"/>
         <w:b w:val="0"/>
-        <w:color w:val="285B7A"/>
+        <w:color w:val="666666"/>
         <w:sz w:val="18"/>
       </w:rPr>
       <w:t xml:space="preserve"> 页</w:t>
@@ -971,10 +977,10 @@
     </w:pPr>
     <w:r>
       <w:rPr>
-        <w:rFonts w:ascii="Arial" w:hAnsi="Arial" w:eastAsia="微软雅黑"/>
+        <w:rFonts w:ascii="Times New Roman" w:hAnsi="Times New Roman" w:eastAsia="宋体"/>
         <w:b w:val="0"/>
-        <w:color w:val="285B7A"/>
-        <w:sz w:val="17"/>
+        <w:color w:val="666666"/>
+        <w:sz w:val="18"/>
       </w:rPr>
       <w:t>工程技术实验报告</w:t>
     </w:r>
@@ -1346,13 +1352,13 @@
     <w:qFormat/>
     <w:rsid w:val="00FC693F"/>
     <w:pPr>
-      <w:spacing w:before="0" w:after="120" w:line="360" w:lineRule="auto"/>
+      <w:spacing w:before="0" w:after="0" w:line="360" w:lineRule="auto"/>
       <w:ind w:firstLine="460"/>
     </w:pPr>
     <w:rPr>
       <w:rFonts w:ascii="Times New Roman" w:hAnsi="Times New Roman" w:eastAsia="宋体"/>
       <w:b w:val="0"/>
-      <w:color w:val="202A35"/>
+      <w:color w:val="000000"/>
       <w:sz w:val="23"/>
     </w:rPr>
   </w:style>
@@ -1416,11 +1422,11 @@
       <w:outlineLvl w:val="0"/>
     </w:pPr>
     <w:rPr>
-      <w:rFonts w:asciiTheme="majorHAnsi" w:eastAsiaTheme="majorEastAsia" w:hAnsiTheme="majorHAnsi" w:cstheme="majorBidi" w:ascii="Arial" w:hAnsi="Arial" w:eastAsia="微软雅黑"/>
+      <w:rFonts w:asciiTheme="majorHAnsi" w:eastAsiaTheme="majorEastAsia" w:hAnsiTheme="majorHAnsi" w:cstheme="majorBidi" w:ascii="Arial" w:hAnsi="Arial" w:eastAsia="黑体"/>
       <w:b/>
       <w:bCs/>
-      <w:color w:val="285B7A"/>
-      <w:sz w:val="28"/>
+      <w:color w:val="000000"/>
+      <w:sz w:val="30"/>
       <w:szCs w:val="28"/>
     </w:rPr>
   </w:style>
@@ -1436,16 +1442,16 @@
     <w:pPr>
       <w:keepNext/>
       <w:keepLines/>
-      <w:spacing w:before="200" w:after="100"/>
+      <w:spacing w:before="160" w:after="80"/>
       <w:ind w:firstLine="0"/>
       <w:outlineLvl w:val="1"/>
     </w:pPr>
     <w:rPr>
-      <w:rFonts w:asciiTheme="majorHAnsi" w:eastAsiaTheme="majorEastAsia" w:hAnsiTheme="majorHAnsi" w:cstheme="majorBidi" w:ascii="Arial" w:hAnsi="Arial" w:eastAsia="微软雅黑"/>
+      <w:rFonts w:asciiTheme="majorHAnsi" w:eastAsiaTheme="majorEastAsia" w:hAnsiTheme="majorHAnsi" w:cstheme="majorBidi" w:ascii="Arial" w:hAnsi="Arial" w:eastAsia="黑体"/>
       <w:b/>
       <w:bCs/>
-      <w:color w:val="285B7A"/>
-      <w:sz w:val="25"/>
+      <w:color w:val="000000"/>
+      <w:sz w:val="24"/>
       <w:szCs w:val="26"/>
     </w:rPr>
   </w:style>
@@ -1461,16 +1467,16 @@
     <w:pPr>
       <w:keepNext/>
       <w:keepLines/>
-      <w:spacing w:before="160" w:after="80"/>
+      <w:spacing w:before="120" w:after="60"/>
       <w:ind w:firstLine="0"/>
       <w:outlineLvl w:val="2"/>
     </w:pPr>
     <w:rPr>
-      <w:rFonts w:asciiTheme="majorHAnsi" w:eastAsiaTheme="majorEastAsia" w:hAnsiTheme="majorHAnsi" w:cstheme="majorBidi" w:ascii="Arial" w:hAnsi="Arial" w:eastAsia="微软雅黑"/>
+      <w:rFonts w:asciiTheme="majorHAnsi" w:eastAsiaTheme="majorEastAsia" w:hAnsiTheme="majorHAnsi" w:cstheme="majorBidi" w:ascii="Arial" w:hAnsi="Arial" w:eastAsia="黑体"/>
       <w:b/>
       <w:bCs/>
-      <w:color w:val="285B7A"/>
-      <w:sz w:val="24"/>
+      <w:color w:val="000000"/>
+      <w:sz w:val="22"/>
     </w:rPr>
   </w:style>
   <w:style w:type="paragraph" w:styleId="Heading4">
@@ -2147,13 +2153,17 @@
     <w:qFormat/>
     <w:rsid w:val="00FC693F"/>
     <w:pPr>
-      <w:spacing w:line="240" w:lineRule="auto"/>
+      <w:keepLines/>
+      <w:spacing w:line="240" w:lineRule="auto" w:before="60" w:after="120"/>
+      <w:ind w:firstLine="0"/>
+      <w:jc w:val="center"/>
     </w:pPr>
     <w:rPr>
-      <w:b/>
+      <w:rFonts w:ascii="Times New Roman" w:hAnsi="Times New Roman" w:eastAsia="宋体"/>
+      <w:b w:val="0"/>
       <w:bCs/>
-      <w:color w:val="4F81BD" w:themeColor="accent1"/>
-      <w:sz w:val="18"/>
+      <w:color w:val="000000"/>
+      <w:sz w:val="21"/>
       <w:szCs w:val="18"/>
     </w:rPr>
   </w:style>
@@ -13051,7 +13061,7 @@
     <w:rPr>
       <w:rFonts w:ascii="Consolas" w:hAnsi="Consolas" w:eastAsia="等线"/>
       <w:b w:val="0"/>
-      <w:color w:val="202A35"/>
+      <w:color w:val="000000"/>
       <w:sz w:val="19"/>
     </w:rPr>
   </w:style>
@@ -13064,7 +13074,7 @@
     <w:rPr>
       <w:rFonts w:ascii="Times New Roman" w:hAnsi="Times New Roman" w:eastAsia="宋体"/>
       <w:b w:val="0"/>
-      <w:color w:val="5E6B78"/>
+      <w:color w:val="000000"/>
       <w:sz w:val="20"/>
     </w:rPr>
   </w:style>

--- a/examples/report-templates/neutral-engineering-lab.docx
+++ b/examples/report-templates/neutral-engineering-lab.docx
@@ -72,6 +72,7 @@
               <w:bottom w:val="single" w:sz="8" w:space="0" w:color="707070"/>
               <w:right w:val="single" w:sz="8" w:space="0" w:color="707070"/>
             </w:tcBorders>
+            <w:noWrap/>
             <w:shd w:fill="F2F4F6"/>
           </w:tcPr>
           <w:p>
@@ -140,6 +141,7 @@
               <w:bottom w:val="single" w:sz="8" w:space="0" w:color="707070"/>
               <w:right w:val="single" w:sz="8" w:space="0" w:color="707070"/>
             </w:tcBorders>
+            <w:noWrap/>
             <w:shd w:fill="F2F4F6"/>
           </w:tcPr>
           <w:p>
@@ -210,6 +212,7 @@
               <w:bottom w:val="single" w:sz="8" w:space="0" w:color="707070"/>
               <w:right w:val="single" w:sz="8" w:space="0" w:color="707070"/>
             </w:tcBorders>
+            <w:noWrap/>
             <w:shd w:fill="F2F4F6"/>
           </w:tcPr>
           <w:p>
@@ -278,6 +281,7 @@
               <w:bottom w:val="single" w:sz="8" w:space="0" w:color="707070"/>
               <w:right w:val="single" w:sz="8" w:space="0" w:color="707070"/>
             </w:tcBorders>
+            <w:noWrap/>
             <w:shd w:fill="F2F4F6"/>
           </w:tcPr>
           <w:p>
@@ -348,6 +352,7 @@
               <w:bottom w:val="single" w:sz="8" w:space="0" w:color="707070"/>
               <w:right w:val="single" w:sz="8" w:space="0" w:color="707070"/>
             </w:tcBorders>
+            <w:noWrap/>
             <w:shd w:fill="F2F4F6"/>
           </w:tcPr>
           <w:p>
@@ -416,6 +421,7 @@
               <w:bottom w:val="single" w:sz="8" w:space="0" w:color="707070"/>
               <w:right w:val="single" w:sz="8" w:space="0" w:color="707070"/>
             </w:tcBorders>
+            <w:noWrap/>
             <w:shd w:fill="F2F4F6"/>
           </w:tcPr>
           <w:p>
@@ -486,6 +492,7 @@
               <w:bottom w:val="single" w:sz="8" w:space="0" w:color="707070"/>
               <w:right w:val="single" w:sz="8" w:space="0" w:color="707070"/>
             </w:tcBorders>
+            <w:noWrap/>
             <w:shd w:fill="F2F4F6"/>
           </w:tcPr>
           <w:p>
@@ -554,6 +561,7 @@
               <w:bottom w:val="single" w:sz="8" w:space="0" w:color="707070"/>
               <w:right w:val="single" w:sz="8" w:space="0" w:color="707070"/>
             </w:tcBorders>
+            <w:noWrap/>
             <w:shd w:fill="F2F4F6"/>
           </w:tcPr>
           <w:p>
@@ -624,6 +632,7 @@
               <w:bottom w:val="single" w:sz="8" w:space="0" w:color="707070"/>
               <w:right w:val="single" w:sz="8" w:space="0" w:color="707070"/>
             </w:tcBorders>
+            <w:noWrap/>
             <w:shd w:fill="F2F4F6"/>
           </w:tcPr>
           <w:p>
@@ -692,6 +701,7 @@
               <w:bottom w:val="single" w:sz="8" w:space="0" w:color="707070"/>
               <w:right w:val="single" w:sz="8" w:space="0" w:color="707070"/>
             </w:tcBorders>
+            <w:noWrap/>
             <w:shd w:fill="F2F4F6"/>
           </w:tcPr>
           <w:p>
